--- a/neurogate/partner/NeuroGate-Affiliate-v0.2.docx
+++ b/neurogate/partner/NeuroGate-Affiliate-v0.2.docx
@@ -368,7 +368,29 @@
         <w:t xml:space="preserve"> </w:t>
       </w:r>
       <w:r>
-        <w:t xml:space="preserve">— порядок обмена документами: email + ЭДО (КЭП), правило о моменте получения.</w:t>
+        <w:t xml:space="preserve">— порядок уведомлений по email с правилом о моменте получения (3 рабочих дня).</w:t>
+      </w:r>
+      <w:r>
+        <w:t xml:space="preserve"> </w:t>
+      </w:r>
+      <w:r>
+        <w:t xml:space="preserve">9.1.</w:t>
+      </w:r>
+      <w:r>
+        <w:t xml:space="preserve"> </w:t>
+      </w:r>
+      <w:r>
+        <w:rPr>
+          <w:b/>
+          <w:bCs/>
+        </w:rPr>
+        <w:t xml:space="preserve">п. 11.4 (новый)</w:t>
+      </w:r>
+      <w:r>
+        <w:t xml:space="preserve"> </w:t>
+      </w:r>
+      <w:r>
+        <w:t xml:space="preserve">— порядок подписания: обмен сканами по email с последующей досылкой бумажных оригиналов в 30 дней (стандарт без ЭДО).</w:t>
       </w:r>
       <w:r>
         <w:t xml:space="preserve"> </w:t>
@@ -2447,13 +2469,37 @@
           <w:b/>
           <w:bCs/>
         </w:rPr>
-        <w:t xml:space="preserve">Порядок уведомлений и обмена документами.</w:t>
-      </w:r>
-      <w:r>
-        <w:t xml:space="preserve"> </w:t>
-      </w:r>
-      <w:r>
-        <w:t xml:space="preserve">Все уведомления, претензии, отчёты и иные документы, предусмотренные настоящим Договором, могут направляться Сторонами по email, указанным в п. 0 / п. 12 / Приложении №1, либо через системы электронного документооборота (Контур.Диадок, СБИС, СберКорус и т. п.). Электронное письмо считается полученным адресатом по истечении 3 (трёх) рабочих дней с даты его отправки, если адресат не сообщил о неполучении. Документ, подписанный квалифицированной электронной подписью (КЭП), имеет силу оригинала.</w:t>
+        <w:t xml:space="preserve">Порядок уведомлений.</w:t>
+      </w:r>
+      <w:r>
+        <w:t xml:space="preserve"> </w:t>
+      </w:r>
+      <w:r>
+        <w:t xml:space="preserve">Все уведомления, претензии, отчёты и иные документы, предусмотренные настоящим Договором, направляются Сторонами по адресам электронной почты, указанным в п. 0 / п. 12 / Приложении №1. Электронное письмо считается полученным адресатом по истечении 3 (трёх) рабочих дней с даты его отправки, если адресат не сообщил о неполучении. Стороны вправе дополнительно направлять документы заказной почтой или курьерской службой по адресам, указанным в реквизитах.</w:t>
+      </w:r>
+    </w:p>
+    <w:p>
+      <w:pPr>
+        <w:pStyle w:val="BodyText"/>
+      </w:pPr>
+      <w:r>
+        <w:t xml:space="preserve">11.4.</w:t>
+      </w:r>
+      <w:r>
+        <w:t xml:space="preserve"> </w:t>
+      </w:r>
+      <w:r>
+        <w:rPr>
+          <w:b/>
+          <w:bCs/>
+        </w:rPr>
+        <w:t xml:space="preserve">Порядок подписания.</w:t>
+      </w:r>
+      <w:r>
+        <w:t xml:space="preserve"> </w:t>
+      </w:r>
+      <w:r>
+        <w:t xml:space="preserve">Стороны допускают подписание настоящего Договора, его приложений и дополнительных соглашений путём обмена сканированными копиями документов, подписанных уполномоченными представителями Сторон, по адресам электронной почты, указанным в реквизитах. Такие сканированные копии имеют силу оригиналов. Бумажные оригиналы подписываются Сторонами и направляются почтой / курьерской службой в адрес каждой из Сторон в течение 30 (тридцати) календарных дней с даты подписания скан-копий.</w:t>
       </w:r>
     </w:p>
     <w:p>
